--- a/8.2.1.2-arithmetic/web-sabak/qmzh-8.2.1.2-kz.docx
+++ b/8.2.1.2-arithmetic/web-sabak/qmzh-8.2.1.2-kz.docx
@@ -1378,7 +1378,7 @@
                 <w:sz w:val="22"/>
                 <w:szCs w:val="22"/>
               </w:rPr>
-              <w:t xml:space="preserve">qosu-azaytu-8.2.1.2.html файлын ашуды сұрайды: сынып пен аты-жөнін тізімнен таңдау → толық экран → теория → тапсырмалар. Ережелерді еске салады: жұмыс кезінде теорияға қайтуға болмайды, толық экраннан шығу — бұзушылық (2 ескерту, 3-інде аяқталады).</w:t>
+              <w:t xml:space="preserve">qosu-azaytu-8.2.1.2.html файлын ашуды сұрайды: сынып пен аты-жөнін тізімнен таңдау → толық экран → теория → тапсырмалар. Ережелерді еске салады: жұмыс кезінде теорияны «📖 Теория» батырмасымен ашуға болады, толық экраннан шығу — бұзушылық (2 ескерту, 3-інде аяқталады).</w:t>
             </w:r>
           </w:p>
         </w:tc>
@@ -1518,7 +1518,7 @@
                 <w:sz w:val="22"/>
                 <w:szCs w:val="22"/>
               </w:rPr>
-              <w:t xml:space="preserve">Жұмысты бақылайды. Веб-ресурста: теорияны қысқа оқу (≈3 мин), содан кейін 10 тапсырма (әрқайсысында 4 мысал × 0,25 балл, бағанмен — әр цифр өз ұяшығында) және ★ қосымша тапсырма (6 балл). Компьютер жетпесе — </w:t>
+              <w:t xml:space="preserve">Жұмысты бақылайды. Веб-ресурста: теорияны қысқа оқу (≈3 мин), содан кейін 10 тапсырма (әрқайсысында 2 мысал × 0,5 балл, бағанмен — әр цифр өз ұяшығында) және ★ қосымша тапсырма (6 балл). Компьютер жетпесе — </w:t>
             </w:r>
             <w:r>
               <w:rPr>
